--- a/docs/Hurricane-Hearts-Terms-and-Conditions-Final.docx
+++ b/docs/Hurricane-Hearts-Terms-and-Conditions-Final.docx
@@ -4,14 +4,8 @@
   <w:body>
     <w:p>
       <w:pPr>
-        <w:spacing w:before="120" w:after="180"/>
+        <w:spacing w:after="240"/>
         <w:jc w:val="center"/>
-        <w:rPr>
-          <w:sz w:val="40"/>
-          <w:szCs w:val="40"/>
-        </w:rPr>
-      </w:pPr>
-      <w:r>
         <w:rPr>
           <w:rFonts w:ascii="Arial" w:hAnsi="Arial" w:cs="Arial"/>
           <w:b/>
@@ -19,8 +13,84 @@
           <w:sz w:val="40"/>
           <w:szCs w:val="40"/>
         </w:rPr>
-        <w:t>HURRICANE HEARTS</w:t>
-      </w:r>
+      </w:pPr>
+      <w:r>
+        <w:rPr>
+          <w:rFonts w:ascii="Arial" w:hAnsi="Arial" w:cs="Arial"/>
+          <w:b/>
+          <w:noProof/>
+          <w:color w:val="475467"/>
+          <w:sz w:val="20"/>
+        </w:rPr>
+        <w:drawing>
+          <wp:anchor distT="0" distB="0" distL="114300" distR="114300" simplePos="0" relativeHeight="251658240" behindDoc="0" locked="0" layoutInCell="1" allowOverlap="1" wp14:anchorId="0DACEBF8" wp14:editId="6150518B">
+            <wp:simplePos x="0" y="0"/>
+            <wp:positionH relativeFrom="column">
+              <wp:posOffset>1258570</wp:posOffset>
+            </wp:positionH>
+            <wp:positionV relativeFrom="paragraph">
+              <wp:posOffset>123700</wp:posOffset>
+            </wp:positionV>
+            <wp:extent cx="3432748" cy="728871"/>
+            <wp:effectExtent l="0" t="0" r="0" b="0"/>
+            <wp:wrapNone/>
+            <wp:docPr id="793895648" name="Picture 1"/>
+            <wp:cNvGraphicFramePr>
+              <a:graphicFrameLocks xmlns:a="http://schemas.openxmlformats.org/drawingml/2006/main" noChangeAspect="1"/>
+            </wp:cNvGraphicFramePr>
+            <a:graphic xmlns:a="http://schemas.openxmlformats.org/drawingml/2006/main">
+              <a:graphicData uri="http://schemas.openxmlformats.org/drawingml/2006/picture">
+                <pic:pic xmlns:pic="http://schemas.openxmlformats.org/drawingml/2006/picture">
+                  <pic:nvPicPr>
+                    <pic:cNvPr id="793895648" name="Picture 793895648"/>
+                    <pic:cNvPicPr/>
+                  </pic:nvPicPr>
+                  <pic:blipFill>
+                    <a:blip r:embed="rId7" cstate="print">
+                      <a:extLst>
+                        <a:ext uri="{28A0092B-C50C-407E-A947-70E740481C1C}">
+                          <a14:useLocalDpi xmlns:a14="http://schemas.microsoft.com/office/drawing/2010/main" val="0"/>
+                        </a:ext>
+                      </a:extLst>
+                    </a:blip>
+                    <a:stretch>
+                      <a:fillRect/>
+                    </a:stretch>
+                  </pic:blipFill>
+                  <pic:spPr>
+                    <a:xfrm>
+                      <a:off x="0" y="0"/>
+                      <a:ext cx="3432748" cy="728871"/>
+                    </a:xfrm>
+                    <a:prstGeom prst="rect">
+                      <a:avLst/>
+                    </a:prstGeom>
+                  </pic:spPr>
+                </pic:pic>
+              </a:graphicData>
+            </a:graphic>
+            <wp14:sizeRelH relativeFrom="page">
+              <wp14:pctWidth>0</wp14:pctWidth>
+            </wp14:sizeRelH>
+            <wp14:sizeRelV relativeFrom="page">
+              <wp14:pctHeight>0</wp14:pctHeight>
+            </wp14:sizeRelV>
+          </wp:anchor>
+        </w:drawing>
+      </w:r>
+    </w:p>
+    <w:p>
+      <w:pPr>
+        <w:spacing w:after="240"/>
+        <w:jc w:val="center"/>
+        <w:rPr>
+          <w:rFonts w:ascii="Arial" w:hAnsi="Arial" w:cs="Arial"/>
+          <w:b/>
+          <w:color w:val="B42318"/>
+          <w:sz w:val="40"/>
+          <w:szCs w:val="40"/>
+        </w:rPr>
+      </w:pPr>
     </w:p>
     <w:p>
       <w:pPr>
@@ -88,25 +158,7 @@
           <w:sz w:val="20"/>
         </w:rPr>
         <w:tab/>
-        <w:t>E</w:t>
-      </w:r>
-      <w:r>
-        <w:rPr>
-          <w:rFonts w:ascii="Arial" w:hAnsi="Arial" w:cs="Arial"/>
-          <w:b/>
-          <w:color w:val="475467"/>
-          <w:sz w:val="20"/>
-        </w:rPr>
-        <w:t xml:space="preserve">ffective: </w:t>
-      </w:r>
-      <w:r>
-        <w:rPr>
-          <w:rFonts w:ascii="Arial" w:hAnsi="Arial" w:cs="Arial"/>
-          <w:b/>
-          <w:color w:val="475467"/>
-          <w:sz w:val="20"/>
-        </w:rPr>
-        <w:t>June 5, 2026</w:t>
+        <w:t>Effective: June 5, 2026</w:t>
       </w:r>
       <w:r>
         <w:rPr>
@@ -313,8 +365,233 @@
           <w:color w:val="172033"/>
           <w:sz w:val="26"/>
         </w:rPr>
+        <w:t>5. Requests, Claims, and Completion</w:t>
+      </w:r>
+    </w:p>
+    <w:p>
+      <w:pPr>
+        <w:spacing w:after="140"/>
+      </w:pPr>
+      <w:r>
+        <w:rPr>
+          <w:rFonts w:ascii="Arial" w:hAnsi="Arial" w:cs="Arial"/>
+          <w:b/>
+          <w:color w:val="172033"/>
+          <w:sz w:val="21"/>
+        </w:rPr>
+        <w:t>Requestors must describe their needs accurately and disclose known hazards or special circumstances. Volunteers should claim only requests they reasonably expect to perform and should communicate promptly if plans change. A request marked completed indicates only that the participating users reported it complete; it is not an inspection, warranty, or certification by Hurricane Hearts.</w:t>
+      </w:r>
+    </w:p>
+    <w:p>
+      <w:pPr>
+        <w:spacing w:before="260" w:after="100"/>
+      </w:pPr>
+      <w:r>
+        <w:rPr>
+          <w:rFonts w:ascii="Arial" w:hAnsi="Arial" w:cs="Arial"/>
+          <w:b/>
+          <w:color w:val="172033"/>
+          <w:sz w:val="26"/>
+        </w:rPr>
+        <w:t>6. Food, Meals, and Allergies</w:t>
+      </w:r>
+    </w:p>
+    <w:p>
+      <w:pPr>
+        <w:spacing w:after="140"/>
+      </w:pPr>
+      <w:r>
+        <w:rPr>
+          <w:rFonts w:ascii="Arial" w:hAnsi="Arial" w:cs="Arial"/>
+          <w:b/>
+          <w:color w:val="172033"/>
+          <w:sz w:val="21"/>
+        </w:rPr>
+        <w:t xml:space="preserve">Residents requesting or providing food are responsible for communicating ingredients, food allergies, dietary restrictions, preparation practices, storage conditions, and delivery timing. Hurricane Hearts does not inspect food, verify ingredients, guarantee an allergen-free environment, or warrant that food is safe for any </w:t>
+      </w:r>
+      <w:proofErr w:type="gramStart"/>
+      <w:r>
+        <w:rPr>
+          <w:rFonts w:ascii="Arial" w:hAnsi="Arial" w:cs="Arial"/>
+          <w:b/>
+          <w:color w:val="172033"/>
+          <w:sz w:val="21"/>
+        </w:rPr>
+        <w:t>particular person</w:t>
+      </w:r>
+      <w:proofErr w:type="gramEnd"/>
+      <w:r>
+        <w:rPr>
+          <w:rFonts w:ascii="Arial" w:hAnsi="Arial" w:cs="Arial"/>
+          <w:b/>
+          <w:color w:val="172033"/>
+          <w:sz w:val="21"/>
+        </w:rPr>
+        <w:t>. Anyone with a severe allergy or medical dietary need should use appropriate caution and should not rely solely on information entered in the system.</w:t>
+      </w:r>
+    </w:p>
+    <w:p>
+      <w:pPr>
+        <w:spacing w:before="260" w:after="100"/>
+      </w:pPr>
+      <w:r>
+        <w:rPr>
+          <w:rFonts w:ascii="Arial" w:hAnsi="Arial" w:cs="Arial"/>
+          <w:b/>
+          <w:color w:val="172033"/>
+          <w:sz w:val="26"/>
+        </w:rPr>
+        <w:t>7. Transportation</w:t>
+      </w:r>
+    </w:p>
+    <w:p>
+      <w:pPr>
+        <w:spacing w:after="140"/>
+      </w:pPr>
+      <w:r>
+        <w:rPr>
+          <w:rFonts w:ascii="Arial" w:hAnsi="Arial" w:cs="Arial"/>
+          <w:b/>
+          <w:color w:val="172033"/>
+          <w:sz w:val="21"/>
+        </w:rPr>
+        <w:t>Drivers are responsible for maintaining a valid license, legally required insurance, a safe vehicle, and compliance with all traffic laws and official travel restrictions. Riders and drivers participate voluntarily and are responsible for deciding whether transportation is safe and appropriate.</w:t>
+      </w:r>
+    </w:p>
+    <w:p>
+      <w:pPr>
+        <w:spacing w:before="260" w:after="100"/>
+      </w:pPr>
+      <w:r>
+        <w:rPr>
+          <w:rFonts w:ascii="Arial" w:hAnsi="Arial" w:cs="Arial"/>
+          <w:b/>
+          <w:color w:val="172033"/>
+          <w:sz w:val="26"/>
+        </w:rPr>
+        <w:t>8. Borrowed and Donated Supplies</w:t>
+      </w:r>
+    </w:p>
+    <w:p>
+      <w:pPr>
+        <w:spacing w:after="140"/>
+      </w:pPr>
+      <w:r>
+        <w:rPr>
+          <w:rFonts w:ascii="Arial" w:hAnsi="Arial" w:cs="Arial"/>
+          <w:b/>
+          <w:color w:val="172033"/>
+          <w:sz w:val="21"/>
+        </w:rPr>
+        <w:t>Owners should clearly label borrowed items with their name and telephone number. Borrowers must use reasonable care and return items as agreed. Users are responsible for deciding whether an item is safe and suitable before using it. Hurricane Hearts does not inspect, maintain, insure, replace, or guarantee borrowed or donated property and is not responsible for loss, theft, damage, defects, or misuse.</w:t>
+      </w:r>
+    </w:p>
+    <w:p>
+      <w:pPr>
+        <w:spacing w:before="260" w:after="100"/>
+      </w:pPr>
+      <w:r>
+        <w:rPr>
+          <w:rFonts w:ascii="Arial" w:hAnsi="Arial" w:cs="Arial"/>
+          <w:b/>
+          <w:color w:val="172033"/>
+          <w:sz w:val="26"/>
+        </w:rPr>
+        <w:t>9. Privacy and Resident Information</w:t>
+      </w:r>
+    </w:p>
+    <w:p>
+      <w:pPr>
+        <w:spacing w:after="140"/>
+      </w:pPr>
+      <w:r>
+        <w:rPr>
+          <w:rFonts w:ascii="Arial" w:hAnsi="Arial" w:cs="Arial"/>
+          <w:b/>
+          <w:color w:val="172033"/>
+          <w:sz w:val="21"/>
+        </w:rPr>
+        <w:t>The system may contain names, addresses, lot numbers, telephone numbers, email addresses, assistance needs, volunteer preferences, request history, and related information. You may use resident information only for legitimate Hurricane Hearts coordination and community-support purposes. You may not sell, publish, distribute, harvest, or use resident information for advertising, solicitation, harassment, or unrelated purposes. No online system can be guaranteed completely secure.</w:t>
+      </w:r>
+    </w:p>
+    <w:p>
+      <w:pPr>
+        <w:spacing w:before="260" w:after="100"/>
+      </w:pPr>
+      <w:r>
+        <w:rPr>
+          <w:rFonts w:ascii="Arial" w:hAnsi="Arial" w:cs="Arial"/>
+          <w:b/>
+          <w:color w:val="172033"/>
+          <w:sz w:val="26"/>
+        </w:rPr>
+        <w:t>10. Acceptable Conduct</w:t>
+      </w:r>
+    </w:p>
+    <w:p>
+      <w:pPr>
+        <w:spacing w:after="140"/>
+      </w:pPr>
+      <w:r>
+        <w:rPr>
+          <w:rFonts w:ascii="Arial" w:hAnsi="Arial" w:cs="Arial"/>
+          <w:b/>
+          <w:color w:val="172033"/>
+          <w:sz w:val="21"/>
+        </w:rPr>
+        <w:t>Users must communicate respectfully and may not submit false or misleading information, misuse the system, interfere with its operation, engage in unlawful activity, discriminate, threaten, harass, or exploit another resident. Concerns about safety, conduct, or misuse should be reported to a Hurricane Hearts administrator.</w:t>
+      </w:r>
+    </w:p>
+    <w:p>
+      <w:pPr>
+        <w:spacing w:before="260" w:after="100"/>
+      </w:pPr>
+      <w:r>
+        <w:rPr>
+          <w:rFonts w:ascii="Arial" w:hAnsi="Arial" w:cs="Arial"/>
+          <w:b/>
+          <w:color w:val="172033"/>
+          <w:sz w:val="26"/>
+        </w:rPr>
+        <w:t>11. Administration and Account Actions</w:t>
+      </w:r>
+    </w:p>
+    <w:p>
+      <w:pPr>
+        <w:spacing w:after="140"/>
+      </w:pPr>
+      <w:r>
+        <w:rPr>
+          <w:rFonts w:ascii="Arial" w:hAnsi="Arial" w:cs="Arial"/>
+          <w:b/>
+          <w:color w:val="172033"/>
+          <w:sz w:val="21"/>
+        </w:rPr>
+        <w:t xml:space="preserve">Administrators may review requests and account information, correct records, contact users, approve or deny access, reassign or cancel requests, and suspend or deactivate accounts </w:t>
+      </w:r>
+      <w:r>
+        <w:rPr>
+          <w:rFonts w:ascii="Arial" w:hAnsi="Arial" w:cs="Arial"/>
+          <w:b/>
+          <w:color w:val="172033"/>
+          <w:sz w:val="21"/>
+        </w:rPr>
         <w:lastRenderedPageBreak/>
-        <w:t>5. Requests, Claims, and Completion</w:t>
+        <w:t>when reasonably necessary for safety, system integrity, compliance, or community operations.</w:t>
+      </w:r>
+    </w:p>
+    <w:p>
+      <w:pPr>
+        <w:spacing w:before="260" w:after="100"/>
+      </w:pPr>
+      <w:r>
+        <w:rPr>
+          <w:rFonts w:ascii="Arial" w:hAnsi="Arial" w:cs="Arial"/>
+          <w:b/>
+          <w:color w:val="172033"/>
+          <w:sz w:val="26"/>
+        </w:rPr>
+        <w:t>12. Assumption of Risk and Limitations</w:t>
       </w:r>
     </w:p>
     <w:p>
@@ -328,7 +605,7 @@
           <w:color w:val="172033"/>
           <w:sz w:val="21"/>
         </w:rPr>
-        <w:t>Requestors must describe their needs accurately and disclose known hazards or special circumstances. Volunteers should claim only requests they reasonably expect to perform and should communicate promptly if plans change. A request marked completed indicates only that the participating users reported it complete; it is not an inspection, warranty, or certification by Hurricane Hearts.</w:t>
+        <w:t>Participation may involve risks, including personal injury, illness, property damage, transportation incidents, equipment failure, food-related illness or allergic reaction, delayed assistance, and acts or omissions of other users. To the fullest extent permitted by applicable law, users accept the risks of their voluntary participation and understand that Hurricane Hearts and its administrators do not guarantee the availability, quality, safety, accuracy, or outcome of assistance. Nothing in these terms waives rights or responsibilities that cannot legally be waived.</w:t>
       </w:r>
     </w:p>
     <w:p>
@@ -342,7 +619,7 @@
           <w:color w:val="172033"/>
           <w:sz w:val="26"/>
         </w:rPr>
-        <w:t>6. Food, Meals, and Allergies</w:t>
+        <w:t>13. Changes to These Terms</w:t>
       </w:r>
     </w:p>
     <w:p>
@@ -356,27 +633,7 @@
           <w:color w:val="172033"/>
           <w:sz w:val="21"/>
         </w:rPr>
-        <w:t xml:space="preserve">Residents requesting or providing food are responsible for communicating ingredients, food allergies, dietary restrictions, preparation practices, storage conditions, and delivery timing. Hurricane Hearts does not inspect food, verify ingredients, guarantee an allergen-free environment, or warrant that food is safe for any </w:t>
-      </w:r>
-      <w:proofErr w:type="gramStart"/>
-      <w:r>
-        <w:rPr>
-          <w:rFonts w:ascii="Arial" w:hAnsi="Arial" w:cs="Arial"/>
-          <w:b/>
-          <w:color w:val="172033"/>
-          <w:sz w:val="21"/>
-        </w:rPr>
-        <w:t>particular person</w:t>
-      </w:r>
-      <w:proofErr w:type="gramEnd"/>
-      <w:r>
-        <w:rPr>
-          <w:rFonts w:ascii="Arial" w:hAnsi="Arial" w:cs="Arial"/>
-          <w:b/>
-          <w:color w:val="172033"/>
-          <w:sz w:val="21"/>
-        </w:rPr>
-        <w:t>. Anyone with a severe allergy or medical dietary need should use appropriate caution and should not rely solely on information entered in the system.</w:t>
+        <w:t>Hurricane Hearts may update these terms as the program or applicable requirements change. Users may be required to review and accept a revised version before continuing to use the system.</w:t>
       </w:r>
     </w:p>
     <w:p>
@@ -388,237 +645,6 @@
           <w:rFonts w:ascii="Arial" w:hAnsi="Arial" w:cs="Arial"/>
           <w:b/>
           <w:color w:val="172033"/>
-          <w:sz w:val="26"/>
-        </w:rPr>
-        <w:t>7. Transportation</w:t>
-      </w:r>
-    </w:p>
-    <w:p>
-      <w:pPr>
-        <w:spacing w:after="140"/>
-      </w:pPr>
-      <w:r>
-        <w:rPr>
-          <w:rFonts w:ascii="Arial" w:hAnsi="Arial" w:cs="Arial"/>
-          <w:b/>
-          <w:color w:val="172033"/>
-          <w:sz w:val="21"/>
-        </w:rPr>
-        <w:t>Drivers are responsible for maintaining a valid license, legally required insurance, a safe vehicle, and compliance with all traffic laws and official travel restrictions. Riders and drivers participate voluntarily and are responsible for deciding whether transportation is safe and appropriate.</w:t>
-      </w:r>
-    </w:p>
-    <w:p>
-      <w:pPr>
-        <w:spacing w:before="260" w:after="100"/>
-      </w:pPr>
-      <w:r>
-        <w:rPr>
-          <w:rFonts w:ascii="Arial" w:hAnsi="Arial" w:cs="Arial"/>
-          <w:b/>
-          <w:color w:val="172033"/>
-          <w:sz w:val="26"/>
-        </w:rPr>
-        <w:t>8. Borrowed and Donated Supplies</w:t>
-      </w:r>
-    </w:p>
-    <w:p>
-      <w:pPr>
-        <w:spacing w:after="140"/>
-      </w:pPr>
-      <w:r>
-        <w:rPr>
-          <w:rFonts w:ascii="Arial" w:hAnsi="Arial" w:cs="Arial"/>
-          <w:b/>
-          <w:color w:val="172033"/>
-          <w:sz w:val="21"/>
-        </w:rPr>
-        <w:t>Owners should clearly label borrowed items with their name and telephone number. Borrowers must use reasonable care and return items as agreed. Users are responsible for deciding whether an item is safe and suitable before using it. Hurricane Hearts does not inspect, maintain, insure, replace, or guarantee borrowed or donated property and is not responsible for loss, theft, damage, defects, or misuse.</w:t>
-      </w:r>
-    </w:p>
-    <w:p>
-      <w:pPr>
-        <w:spacing w:before="260" w:after="100"/>
-      </w:pPr>
-      <w:r>
-        <w:rPr>
-          <w:rFonts w:ascii="Arial" w:hAnsi="Arial" w:cs="Arial"/>
-          <w:b/>
-          <w:color w:val="172033"/>
-          <w:sz w:val="26"/>
-        </w:rPr>
-        <w:t>9. Privacy and Resident Information</w:t>
-      </w:r>
-    </w:p>
-    <w:p>
-      <w:pPr>
-        <w:spacing w:after="140"/>
-      </w:pPr>
-      <w:r>
-        <w:rPr>
-          <w:rFonts w:ascii="Arial" w:hAnsi="Arial" w:cs="Arial"/>
-          <w:b/>
-          <w:color w:val="172033"/>
-          <w:sz w:val="21"/>
-        </w:rPr>
-        <w:t>The system may contain names, addresses, lot numbers, telephone numbers, email addresses, assistance needs, volunteer preferences, request history, and related information. You may use resident information only for legitimate Hurricane Hearts coordination and community-support purposes. You may not sell, publish, distribute, harvest, or use resident information for advertising, solicitation, harassment, or unrelated purposes. No online system can be guaranteed completely secure.</w:t>
-      </w:r>
-    </w:p>
-    <w:p>
-      <w:pPr>
-        <w:spacing w:before="260" w:after="100"/>
-      </w:pPr>
-      <w:r>
-        <w:rPr>
-          <w:rFonts w:ascii="Arial" w:hAnsi="Arial" w:cs="Arial"/>
-          <w:b/>
-          <w:color w:val="172033"/>
-          <w:sz w:val="26"/>
-        </w:rPr>
-        <w:t>10. Acceptable Conduct</w:t>
-      </w:r>
-    </w:p>
-    <w:p>
-      <w:pPr>
-        <w:spacing w:after="140"/>
-      </w:pPr>
-      <w:r>
-        <w:rPr>
-          <w:rFonts w:ascii="Arial" w:hAnsi="Arial" w:cs="Arial"/>
-          <w:b/>
-          <w:color w:val="172033"/>
-          <w:sz w:val="21"/>
-        </w:rPr>
-        <w:t>Users must communicate respectfully and may not submit false or misleading information, misuse the system, interfere with its operation, engage in unlawful activity, discriminate, threaten, harass, or exploit another resident. Concerns about safety, conduct, or misuse should be reported to a Hurricane Hearts administrator.</w:t>
-      </w:r>
-    </w:p>
-    <w:p>
-      <w:pPr>
-        <w:spacing w:before="260" w:after="100"/>
-      </w:pPr>
-      <w:r>
-        <w:rPr>
-          <w:rFonts w:ascii="Arial" w:hAnsi="Arial" w:cs="Arial"/>
-          <w:b/>
-          <w:color w:val="172033"/>
-          <w:sz w:val="26"/>
-        </w:rPr>
-        <w:t>11. Administration and Account Actions</w:t>
-      </w:r>
-    </w:p>
-    <w:p>
-      <w:pPr>
-        <w:spacing w:after="140"/>
-      </w:pPr>
-      <w:r>
-        <w:rPr>
-          <w:rFonts w:ascii="Arial" w:hAnsi="Arial" w:cs="Arial"/>
-          <w:b/>
-          <w:color w:val="172033"/>
-          <w:sz w:val="21"/>
-        </w:rPr>
-        <w:t>Administrators may review requests and account information, correct records, contact users, approve or deny access, reassign or cancel requests, and suspend or deactivate accounts when reasonably necessary for safety, system integrity, compliance, or community operations.</w:t>
-      </w:r>
-    </w:p>
-    <w:p>
-      <w:pPr>
-        <w:spacing w:before="260" w:after="100"/>
-      </w:pPr>
-      <w:r>
-        <w:rPr>
-          <w:rFonts w:ascii="Arial" w:hAnsi="Arial" w:cs="Arial"/>
-          <w:b/>
-          <w:color w:val="172033"/>
-          <w:sz w:val="26"/>
-        </w:rPr>
-        <w:lastRenderedPageBreak/>
-        <w:t>12. Assumption of Risk and Limitations</w:t>
-      </w:r>
-    </w:p>
-    <w:p>
-      <w:pPr>
-        <w:spacing w:after="140"/>
-      </w:pPr>
-      <w:r>
-        <w:rPr>
-          <w:rFonts w:ascii="Arial" w:hAnsi="Arial" w:cs="Arial"/>
-          <w:b/>
-          <w:color w:val="172033"/>
-          <w:sz w:val="21"/>
-        </w:rPr>
-        <w:t>Participation may involve risks, including personal injury, illness, property damage, transportation incidents, equipment failure, food-related illness or allergic reaction, delayed assistance, and acts or omissions of other users. To the fullest extent permitted by applicable law, users accept the risks of their voluntary participation and understand that Hurricane Hearts and its administrators do not guarantee the availability, quality, safety, accuracy, or outcome of assistance. Nothing in these terms waives rights or responsibilities that cannot legally be waived.</w:t>
-      </w:r>
-    </w:p>
-    <w:p>
-      <w:pPr>
-        <w:spacing w:before="260" w:after="100"/>
-      </w:pPr>
-      <w:r>
-        <w:rPr>
-          <w:rFonts w:ascii="Arial" w:hAnsi="Arial" w:cs="Arial"/>
-          <w:b/>
-          <w:color w:val="172033"/>
-          <w:sz w:val="26"/>
-        </w:rPr>
-        <w:t>13. Changes to These Terms</w:t>
-      </w:r>
-    </w:p>
-    <w:p>
-      <w:pPr>
-        <w:spacing w:after="140"/>
-      </w:pPr>
-      <w:r>
-        <w:rPr>
-          <w:rFonts w:ascii="Arial" w:hAnsi="Arial" w:cs="Arial"/>
-          <w:b/>
-          <w:color w:val="172033"/>
-          <w:sz w:val="21"/>
-        </w:rPr>
-        <w:t>Hurricane Hearts may update these terms as the program or applicable requirements change. Users may be required to review and accept a revised version before continuing to use the system.</w:t>
-      </w:r>
-    </w:p>
-    <w:p>
-      <w:pPr>
-        <w:spacing w:before="260" w:after="100"/>
-      </w:pPr>
-      <w:r>
-        <w:rPr>
-          <w:rFonts w:ascii="Arial" w:hAnsi="Arial" w:cs="Arial"/>
-          <w:b/>
-          <w:color w:val="172033"/>
-          <w:sz w:val="26"/>
-        </w:rPr>
-        <w:t>14. Governing Law and Review</w:t>
-      </w:r>
-    </w:p>
-    <w:p>
-      <w:pPr>
-        <w:spacing w:after="140"/>
-        <w:rPr>
-          <w:rFonts w:ascii="Arial" w:hAnsi="Arial" w:cs="Arial"/>
-          <w:b/>
-          <w:color w:val="172033"/>
-          <w:sz w:val="21"/>
-        </w:rPr>
-      </w:pPr>
-      <w:r>
-        <w:rPr>
-          <w:rFonts w:ascii="Arial" w:hAnsi="Arial" w:cs="Arial"/>
-          <w:b/>
-          <w:color w:val="172033"/>
-          <w:sz w:val="21"/>
-        </w:rPr>
-        <w:t>These terms are governed by applicable Florida and federal law. This draft should be reviewed by qualified Florida legal counsel before public launch, particularly with respect to organizational status, insurance, volunteer activities, food assistance, transportation, privacy, and liability.</w:t>
-      </w:r>
-    </w:p>
-    <w:p>
-      <w:pPr>
-        <w:spacing w:before="260" w:after="100"/>
-      </w:pPr>
-      <w:r>
-        <w:rPr>
-          <w:rFonts w:ascii="Arial" w:hAnsi="Arial" w:cs="Arial"/>
-          <w:b/>
-          <w:color w:val="172033"/>
           <w:sz w:val="25"/>
         </w:rPr>
         <w:t>Legal References</w:t>
@@ -654,8 +680,62 @@
           <w:sz w:val="20"/>
         </w:rPr>
         <w:br/>
+      </w:r>
+      <w:bookmarkStart w:id="0" w:name="OLE_LINK1"/>
+      <w:r>
+        <w:rPr>
+          <w:rFonts w:ascii="Arial" w:hAnsi="Arial" w:cs="Arial"/>
+          <w:b/>
+          <w:color w:val="172033"/>
+          <w:sz w:val="20"/>
+        </w:rPr>
+        <w:fldChar w:fldCharType="begin"/>
+      </w:r>
+      <w:r>
+        <w:rPr>
+          <w:rFonts w:ascii="Arial" w:hAnsi="Arial" w:cs="Arial"/>
+          <w:b/>
+          <w:color w:val="172033"/>
+          <w:sz w:val="20"/>
+        </w:rPr>
+        <w:instrText>HYPERLINK "https://www.leg.state.fl.us/statutes/index.cfm?App_mode=Display_Statute&amp;URL=0700-0799/0768/Sections/0768.1355.html"</w:instrText>
+      </w:r>
+      <w:r>
+        <w:rPr>
+          <w:rFonts w:ascii="Arial" w:hAnsi="Arial" w:cs="Arial"/>
+          <w:b/>
+          <w:color w:val="172033"/>
+          <w:sz w:val="20"/>
+        </w:rPr>
+      </w:r>
+      <w:r>
+        <w:rPr>
+          <w:rFonts w:ascii="Arial" w:hAnsi="Arial" w:cs="Arial"/>
+          <w:b/>
+          <w:color w:val="172033"/>
+          <w:sz w:val="20"/>
+        </w:rPr>
+        <w:fldChar w:fldCharType="separate"/>
+      </w:r>
+      <w:r>
+        <w:rPr>
+          <w:rStyle w:val="Hyperlink"/>
+          <w:rFonts w:ascii="Arial" w:hAnsi="Arial" w:cs="Arial"/>
+          <w:b/>
+          <w:sz w:val="20"/>
+        </w:rPr>
         <w:t>https://www.leg.state.fl.us/statutes/index.cfm?App_mode=Display_Statute&amp;URL=0700-0799/0768/Sections/0768.1355.html</w:t>
       </w:r>
+      <w:bookmarkEnd w:id="0"/>
+      <w:r>
+        <w:rPr>
+          <w:rFonts w:ascii="Arial" w:hAnsi="Arial" w:cs="Arial"/>
+          <w:b/>
+          <w:color w:val="172033"/>
+          <w:sz w:val="20"/>
+        </w:rPr>
+        <w:fldChar w:fldCharType="end"/>
+      </w:r>
     </w:p>
     <w:p>
       <w:pPr>
@@ -678,8 +758,62 @@
           <w:sz w:val="20"/>
         </w:rPr>
         <w:br/>
+      </w:r>
+      <w:bookmarkStart w:id="1" w:name="OLE_LINK2"/>
+      <w:r>
+        <w:rPr>
+          <w:rFonts w:ascii="Arial" w:hAnsi="Arial" w:cs="Arial"/>
+          <w:b/>
+          <w:color w:val="172033"/>
+          <w:sz w:val="20"/>
+        </w:rPr>
+        <w:fldChar w:fldCharType="begin"/>
+      </w:r>
+      <w:r>
+        <w:rPr>
+          <w:rFonts w:ascii="Arial" w:hAnsi="Arial" w:cs="Arial"/>
+          <w:b/>
+          <w:color w:val="172033"/>
+          <w:sz w:val="20"/>
+        </w:rPr>
+        <w:instrText>HYPERLINK "https://uscode.house.gov/view.xhtml?edition=prelim&amp;path=/prelim@title42/chapter139"</w:instrText>
+      </w:r>
+      <w:r>
+        <w:rPr>
+          <w:rFonts w:ascii="Arial" w:hAnsi="Arial" w:cs="Arial"/>
+          <w:b/>
+          <w:color w:val="172033"/>
+          <w:sz w:val="20"/>
+        </w:rPr>
+      </w:r>
+      <w:r>
+        <w:rPr>
+          <w:rFonts w:ascii="Arial" w:hAnsi="Arial" w:cs="Arial"/>
+          <w:b/>
+          <w:color w:val="172033"/>
+          <w:sz w:val="20"/>
+        </w:rPr>
+        <w:fldChar w:fldCharType="separate"/>
+      </w:r>
+      <w:r>
+        <w:rPr>
+          <w:rStyle w:val="Hyperlink"/>
+          <w:rFonts w:ascii="Arial" w:hAnsi="Arial" w:cs="Arial"/>
+          <w:b/>
+          <w:sz w:val="20"/>
+        </w:rPr>
         <w:t>https://uscode.house.gov/view.xhtml?edition=prelim&amp;path=/prelim@title42/chapter139</w:t>
       </w:r>
+      <w:bookmarkEnd w:id="1"/>
+      <w:r>
+        <w:rPr>
+          <w:rFonts w:ascii="Arial" w:hAnsi="Arial" w:cs="Arial"/>
+          <w:b/>
+          <w:color w:val="172033"/>
+          <w:sz w:val="20"/>
+        </w:rPr>
+        <w:fldChar w:fldCharType="end"/>
+      </w:r>
     </w:p>
     <w:p>
       <w:pPr>
@@ -702,7 +836,61 @@
           <w:sz w:val="20"/>
         </w:rPr>
         <w:br/>
+      </w:r>
+      <w:bookmarkStart w:id="2" w:name="OLE_LINK3"/>
+      <w:r>
+        <w:rPr>
+          <w:rFonts w:ascii="Arial" w:hAnsi="Arial" w:cs="Arial"/>
+          <w:b/>
+          <w:color w:val="172033"/>
+          <w:sz w:val="20"/>
+        </w:rPr>
+        <w:fldChar w:fldCharType="begin"/>
+      </w:r>
+      <w:r>
+        <w:rPr>
+          <w:rFonts w:ascii="Arial" w:hAnsi="Arial" w:cs="Arial"/>
+          <w:b/>
+          <w:color w:val="172033"/>
+          <w:sz w:val="20"/>
+        </w:rPr>
+        <w:instrText>HYPERLINK "https://uscode.house.gov/view.xhtml?req=(title:42%20section:1791%20edition:prelim)"</w:instrText>
+      </w:r>
+      <w:r>
+        <w:rPr>
+          <w:rFonts w:ascii="Arial" w:hAnsi="Arial" w:cs="Arial"/>
+          <w:b/>
+          <w:color w:val="172033"/>
+          <w:sz w:val="20"/>
+        </w:rPr>
+      </w:r>
+      <w:r>
+        <w:rPr>
+          <w:rFonts w:ascii="Arial" w:hAnsi="Arial" w:cs="Arial"/>
+          <w:b/>
+          <w:color w:val="172033"/>
+          <w:sz w:val="20"/>
+        </w:rPr>
+        <w:fldChar w:fldCharType="separate"/>
+      </w:r>
+      <w:r>
+        <w:rPr>
+          <w:rStyle w:val="Hyperlink"/>
+          <w:rFonts w:ascii="Arial" w:hAnsi="Arial" w:cs="Arial"/>
+          <w:b/>
+          <w:sz w:val="20"/>
+        </w:rPr>
         <w:t>https://uscode.house.gov/view.xhtml?req=(title:42%20section:1791%20edition:prelim)</w:t>
+      </w:r>
+      <w:bookmarkEnd w:id="2"/>
+      <w:r>
+        <w:rPr>
+          <w:rFonts w:ascii="Arial" w:hAnsi="Arial" w:cs="Arial"/>
+          <w:b/>
+          <w:color w:val="172033"/>
+          <w:sz w:val="20"/>
+        </w:rPr>
+        <w:fldChar w:fldCharType="end"/>
       </w:r>
     </w:p>
     <w:p>
@@ -723,7 +911,16 @@
           <w:color w:val="475467"/>
           <w:sz w:val="20"/>
         </w:rPr>
-        <w:t xml:space="preserve">Drafting note: These references may provide relevant context, but their protections and requirements depend on the facts, the organization's legal status, the activity involved, and applicable law. Their inclusion does not state that Hurricane Hearts qualifies for any </w:t>
+        <w:t>Note</w:t>
+      </w:r>
+      <w:r>
+        <w:rPr>
+          <w:rFonts w:ascii="Arial" w:hAnsi="Arial" w:cs="Arial"/>
+          <w:b/>
+          <w:color w:val="475467"/>
+          <w:sz w:val="20"/>
+        </w:rPr>
+        <w:t xml:space="preserve">: These references may provide relevant context, but their protections and requirements depend on the facts, the organization's legal status, the activity involved, and applicable law. Their inclusion does not state that Hurricane Hearts qualifies for any </w:t>
       </w:r>
       <w:r>
         <w:rPr>
@@ -773,8 +970,8 @@
       </w:r>
     </w:p>
     <w:sectPr>
-      <w:footerReference w:type="even" r:id="rId7"/>
-      <w:footerReference w:type="default" r:id="rId8"/>
+      <w:footerReference w:type="even" r:id="rId8"/>
+      <w:footerReference w:type="default" r:id="rId9"/>
       <w:pgSz w:w="12240" w:h="15840"/>
       <w:pgMar w:top="567" w:right="1440" w:bottom="459" w:left="1440" w:header="720" w:footer="333" w:gutter="0"/>
       <w:cols w:space="720"/>
@@ -1434,6 +1631,29 @@
     <w:unhideWhenUsed/>
     <w:rsid w:val="00720CB3"/>
   </w:style>
+  <w:style w:type="character" w:styleId="Hyperlink">
+    <w:name w:val="Hyperlink"/>
+    <w:basedOn w:val="DefaultParagraphFont"/>
+    <w:uiPriority w:val="99"/>
+    <w:unhideWhenUsed/>
+    <w:rsid w:val="006F08F1"/>
+    <w:rPr>
+      <w:color w:val="0000FF" w:themeColor="hyperlink"/>
+      <w:u w:val="single"/>
+    </w:rPr>
+  </w:style>
+  <w:style w:type="character" w:styleId="UnresolvedMention">
+    <w:name w:val="Unresolved Mention"/>
+    <w:basedOn w:val="DefaultParagraphFont"/>
+    <w:uiPriority w:val="99"/>
+    <w:semiHidden/>
+    <w:unhideWhenUsed/>
+    <w:rsid w:val="006F08F1"/>
+    <w:rPr>
+      <w:color w:val="605E5C"/>
+      <w:shd w:val="clear" w:color="auto" w:fill="E1DFDD"/>
+    </w:rPr>
+  </w:style>
 </w:styles>
 </file>
 
